--- a/templates/pleadings/fragments/joint_stip.docx
+++ b/templates/pleadings/fragments/joint_stip.docx
@@ -2,6 +2,27 @@
 <file path=word/document.xml><?xml version="1.0" encoding="utf-8"?>
 <w:document xmlns:wpc="http://schemas.microsoft.com/office/word/2010/wordprocessingCanvas" xmlns:cx="http://schemas.microsoft.com/office/drawing/2014/chartex" xmlns:cx1="http://schemas.microsoft.com/office/drawing/2015/9/8/chartex" xmlns:cx2="http://schemas.microsoft.com/office/drawing/2015/10/21/chartex" xmlns:cx3="http://schemas.microsoft.com/office/drawing/2016/5/9/chartex" xmlns:cx4="http://schemas.microsoft.com/office/drawing/2016/5/10/chartex" xmlns:cx5="http://schemas.microsoft.com/office/drawing/2016/5/11/chartex" xmlns:cx6="http://schemas.microsoft.com/office/drawing/2016/5/12/chartex" xmlns:cx7="http://schemas.microsoft.com/office/drawing/2016/5/13/chartex" xmlns:cx8="http://schemas.microsoft.com/office/drawing/2016/5/14/chartex" xmlns:mc="http://schemas.openxmlformats.org/markup-compatibility/2006" xmlns:aink="http://schemas.microsoft.com/office/drawing/2016/ink" xmlns:am3d="http://schemas.microsoft.com/office/drawing/2017/model3d" xmlns:o="urn:schemas-microsoft-com:office:office" xmlns:oel="http://schemas.microsoft.com/office/2019/extlst" xmlns:r="http://schemas.openxmlformats.org/officeDocument/2006/relationships" xmlns:m="http://schemas.openxmlformats.org/officeDocument/2006/math" xmlns:v="urn:schemas-microsoft-com:vml" xmlns:wp14="http://schemas.microsoft.com/office/word/2010/wordprocessingDrawing" xmlns:wp="http://schemas.openxmlformats.org/drawingml/2006/wordprocessingDrawing" xmlns:w10="urn:schemas-microsoft-com:office:word" xmlns:w="http://schemas.openxmlformats.org/wordprocessingml/2006/main" xmlns:w14="http://schemas.microsoft.com/office/word/2010/wordml" xmlns:w15="http://schemas.microsoft.com/office/word/2012/wordml" xmlns:w16cex="http://schemas.microsoft.com/office/word/2018/wordml/cex" xmlns:w16cid="http://schemas.microsoft.com/office/word/2016/wordml/cid" xmlns:w16="http://schemas.microsoft.com/office/word/2018/wordml" xmlns:w16du="http://schemas.microsoft.com/office/word/2023/wordml/word16du" xmlns:w16sdtdh="http://schemas.microsoft.com/office/word/2020/wordml/sdtdatahash" xmlns:w16sdtfl="http://schemas.microsoft.com/office/word/2024/wordml/sdtformatlock" xmlns:w16se="http://schemas.microsoft.com/office/word/2015/wordml/symex" xmlns:wpg="http://schemas.microsoft.com/office/word/2010/wordprocessingGroup" xmlns:wpi="http://schemas.microsoft.com/office/word/2010/wordprocessingInk" xmlns:wne="http://schemas.microsoft.com/office/word/2006/wordml" xmlns:wps="http://schemas.microsoft.com/office/word/2010/wordprocessingShape" mc:Ignorable="w14 w15 w16se w16cid w16 w16cex w16sdtdh w16sdtfl w16du wp14">
   <w:body>
+    <w:p>
+      <w:pPr>
+        <w:spacing w:line="240" w:lineRule="auto"/>
+        <w:rPr>
+          <w:rFonts w:ascii="Times New Roman" w:hAnsi="Times New Roman"/>
+          <w:b/>
+          <w:bCs/>
+          <w:sz w:val="28"/>
+          <w:szCs w:val="28"/>
+          <w:u w:val="single"/>
+        </w:rPr>
+      </w:pPr>
+      <w:r>
+        <w:rPr>
+          <w:b/>
+          <w:bCs/>
+          <w:u w:val="single"/>
+        </w:rPr>
+        <w:br w:type="page"/>
+      </w:r>
+    </w:p>
     <w:p>
       <w:pPr>
         <w:pStyle w:val="normal0"/>
@@ -10,6 +31,7 @@
         <w:rPr>
           <w:b/>
           <w:bCs/>
+          <w:caps/>
           <w:u w:val="single"/>
         </w:rPr>
       </w:pPr>
@@ -17,24 +39,26 @@
         <w:rPr>
           <w:b/>
           <w:bCs/>
+          <w:caps/>
           <w:u w:val="single"/>
         </w:rPr>
+        <w:lastRenderedPageBreak/>
         <w:t xml:space="preserve">{{ </w:t>
       </w:r>
-      <w:proofErr w:type="spellStart"/>
       <w:r>
         <w:rPr>
           <w:b/>
           <w:bCs/>
+          <w:caps/>
           <w:u w:val="single"/>
         </w:rPr>
         <w:t>document_title</w:t>
       </w:r>
-      <w:proofErr w:type="spellEnd"/>
       <w:r>
         <w:rPr>
           <w:b/>
           <w:bCs/>
+          <w:caps/>
           <w:u w:val="single"/>
         </w:rPr>
         <w:t xml:space="preserve"> }}</w:t>
@@ -44,101 +68,51 @@
       <w:pPr>
         <w:pStyle w:val="normal0"/>
       </w:pPr>
-      <w:proofErr w:type="gramStart"/>
       <w:r>
-        <w:t xml:space="preserve">{{ </w:t>
+        <w:t>{{ "Plaintiffs" if multiple_plaintiffs else "Plaintiff" }}</w:t>
       </w:r>
-      <w:proofErr w:type="spellStart"/>
       <w:r>
-        <w:t>plaintiff</w:t>
+        <w:rPr>
+          <w:i/>
+          <w:iCs/>
+        </w:rPr>
+        <w:t xml:space="preserve"> </w:t>
       </w:r>
-      <w:proofErr w:type="gramEnd"/>
       <w:r>
-        <w:t>_</w:t>
+        <w:t xml:space="preserve">{{ plaintiff_caption }}, by and through {{ "their" if multiple_plaintiffs else "his/her" }} attorneys of record, and </w:t>
       </w:r>
-      <w:proofErr w:type="gramStart"/>
-      <w:r>
-        <w:t>caption</w:t>
-      </w:r>
-      <w:proofErr w:type="spellEnd"/>
-      <w:r>
-        <w:t xml:space="preserve"> }</w:t>
-      </w:r>
-      <w:proofErr w:type="gramEnd"/>
-      <w:r>
-        <w:t xml:space="preserve">}, by and through </w:t>
-      </w:r>
-      <w:proofErr w:type="gramStart"/>
       <w:r>
         <w:t>{{ "</w:t>
       </w:r>
-      <w:proofErr w:type="gramEnd"/>
       <w:r>
-        <w:t xml:space="preserve">their" if </w:t>
+        <w:t>Defendants</w:t>
       </w:r>
-      <w:proofErr w:type="spellStart"/>
       <w:r>
-        <w:t>multiple_plaintiffs</w:t>
+        <w:t>" if multiple_</w:t>
       </w:r>
-      <w:proofErr w:type="spellEnd"/>
       <w:r>
-        <w:t xml:space="preserve"> else "his/her</w:t>
+        <w:t>defendants</w:t>
       </w:r>
-      <w:proofErr w:type="gramStart"/>
       <w:r>
-        <w:t>" }</w:t>
+        <w:t xml:space="preserve"> else "</w:t>
       </w:r>
-      <w:proofErr w:type="gramEnd"/>
       <w:r>
-        <w:t xml:space="preserve">} attorneys of record, and </w:t>
+        <w:t>Defendant</w:t>
       </w:r>
-      <w:proofErr w:type="gramStart"/>
       <w:r>
-        <w:t xml:space="preserve">{{ </w:t>
+        <w:t>" }}</w:t>
       </w:r>
-      <w:proofErr w:type="spellStart"/>
       <w:r>
-        <w:t>defendant</w:t>
+        <w:t xml:space="preserve"> </w:t>
       </w:r>
-      <w:proofErr w:type="gramEnd"/>
       <w:r>
-        <w:t>_</w:t>
+        <w:t xml:space="preserve">{{ defendant_caption }}, by and through </w:t>
       </w:r>
-      <w:proofErr w:type="gramStart"/>
       <w:r>
-        <w:t>caption</w:t>
+        <w:t xml:space="preserve">their </w:t>
       </w:r>
-      <w:proofErr w:type="spellEnd"/>
       <w:r>
-        <w:t xml:space="preserve"> }</w:t>
-      </w:r>
-      <w:proofErr w:type="gramEnd"/>
-      <w:r>
-        <w:t xml:space="preserve">}, by and through </w:t>
-      </w:r>
-      <w:proofErr w:type="gramStart"/>
-      <w:r>
-        <w:t>{{ "</w:t>
-      </w:r>
-      <w:proofErr w:type="gramEnd"/>
-      <w:r>
-        <w:t xml:space="preserve">their" if </w:t>
-      </w:r>
-      <w:proofErr w:type="spellStart"/>
-      <w:r>
-        <w:t>multiple_defendants</w:t>
-      </w:r>
-      <w:proofErr w:type="spellEnd"/>
-      <w:r>
-        <w:t xml:space="preserve"> else "its</w:t>
-      </w:r>
-      <w:proofErr w:type="gramStart"/>
-      <w:r>
-        <w:t>" }</w:t>
-      </w:r>
-      <w:proofErr w:type="gramEnd"/>
-      <w:r>
-        <w:t>} attorneys of record, hereby stipulate and agree as follows:</w:t>
+        <w:t>attorneys of record, hereby stipulate and agree as follows:</w:t>
       </w:r>
     </w:p>
     <w:p>
@@ -181,30 +155,12 @@
       <w:r>
         <w:t xml:space="preserve"> </w:t>
       </w:r>
-      <w:proofErr w:type="gramStart"/>
       <w:r>
-        <w:t xml:space="preserve">{{ </w:t>
-      </w:r>
-      <w:proofErr w:type="spellStart"/>
-      <w:r>
-        <w:t>date</w:t>
-      </w:r>
-      <w:proofErr w:type="gramEnd"/>
-      <w:r>
-        <w:t>_</w:t>
-      </w:r>
-      <w:proofErr w:type="gramStart"/>
-      <w:r>
-        <w:t>formatted</w:t>
-      </w:r>
-      <w:proofErr w:type="spellEnd"/>
-      <w:r>
-        <w:t xml:space="preserve"> }}</w:t>
+        <w:t>{{ date_formatted }}</w:t>
       </w:r>
       <w:r>
         <w:tab/>
       </w:r>
-      <w:proofErr w:type="gramEnd"/>
       <w:r>
         <w:tab/>
       </w:r>
@@ -335,32 +291,15 @@
           <w:i/>
           <w:iCs/>
         </w:rPr>
-        <w:t xml:space="preserve">/s/ </w:t>
-      </w:r>
-      <w:proofErr w:type="gramStart"/>
-      <w:r>
-        <w:rPr>
-          <w:i/>
-          <w:iCs/>
-        </w:rPr>
-        <w:t xml:space="preserve">   </w:t>
+        <w:t xml:space="preserve">/s/    </w:t>
       </w:r>
       <w:r>
         <w:rPr>
           <w:i/>
           <w:iCs/>
         </w:rPr>
-        <w:t>{</w:t>
+        <w:t>{{</w:t>
       </w:r>
-      <w:proofErr w:type="gramEnd"/>
-      <w:r>
-        <w:rPr>
-          <w:i/>
-          <w:iCs/>
-        </w:rPr>
-        <w:t>{</w:t>
-      </w:r>
-      <w:proofErr w:type="spellStart"/>
       <w:r>
         <w:rPr>
           <w:i/>
@@ -368,7 +307,6 @@
         </w:rPr>
         <w:t>associate_name</w:t>
       </w:r>
-      <w:proofErr w:type="spellEnd"/>
       <w:r>
         <w:rPr>
           <w:i/>
@@ -430,69 +368,19 @@
       </w:r>
       <w:r>
         <w:tab/>
+        <w:t>{{</w:t>
       </w:r>
-      <w:r>
-        <w:t xml:space="preserve">{% if </w:t>
-      </w:r>
-      <w:proofErr w:type="spellStart"/>
-      <w:r>
-        <w:t>is_joint</w:t>
-      </w:r>
-      <w:proofErr w:type="spellEnd"/>
-      <w:r>
-        <w:t xml:space="preserve"> </w:t>
-      </w:r>
-      <w:proofErr w:type="gramStart"/>
-      <w:r>
-        <w:t>%}</w:t>
-      </w:r>
-      <w:r>
-        <w:t>{</w:t>
-      </w:r>
-      <w:proofErr w:type="gramEnd"/>
-      <w:r>
-        <w:t>{</w:t>
-      </w:r>
-      <w:proofErr w:type="spellStart"/>
       <w:r>
         <w:t>associate_name</w:t>
       </w:r>
-      <w:proofErr w:type="spellEnd"/>
       <w:r>
         <w:t>}}</w:t>
       </w:r>
       <w:r>
+        <w:rPr>
+          <w:rStyle w:val="FootnoteReference"/>
+        </w:rPr>
         <w:footnoteReference w:id="2"/>
-      </w:r>
-      <w:r>
-        <w:t xml:space="preserve">{% else </w:t>
-      </w:r>
-      <w:proofErr w:type="gramStart"/>
-      <w:r>
-        <w:t>%}</w:t>
-      </w:r>
-      <w:r>
-        <w:t>{</w:t>
-      </w:r>
-      <w:proofErr w:type="gramEnd"/>
-      <w:r>
-        <w:t>{</w:t>
-      </w:r>
-      <w:proofErr w:type="spellStart"/>
-      <w:r>
-        <w:t>associate_name</w:t>
-      </w:r>
-      <w:proofErr w:type="spellEnd"/>
-      <w:proofErr w:type="gramStart"/>
-      <w:r>
-        <w:t>}}</w:t>
-      </w:r>
-      <w:r>
-        <w:t>{</w:t>
-      </w:r>
-      <w:proofErr w:type="gramEnd"/>
-      <w:r>
-        <w:t>% endif %}</w:t>
       </w:r>
     </w:p>
     <w:p>
@@ -521,53 +409,12 @@
         </w:rPr>
         <w:t xml:space="preserve">Attorneys for </w:t>
       </w:r>
-      <w:proofErr w:type="gramStart"/>
       <w:r>
         <w:rPr>
           <w:i/>
           <w:iCs/>
         </w:rPr>
-        <w:t>{{ "</w:t>
-      </w:r>
-      <w:proofErr w:type="gramEnd"/>
-      <w:r>
-        <w:rPr>
-          <w:i/>
-          <w:iCs/>
-        </w:rPr>
-        <w:t xml:space="preserve">Plaintiffs" if </w:t>
-      </w:r>
-      <w:proofErr w:type="spellStart"/>
-      <w:r>
-        <w:rPr>
-          <w:i/>
-          <w:iCs/>
-        </w:rPr>
-        <w:t>multiple_plaintiffs</w:t>
-      </w:r>
-      <w:proofErr w:type="spellEnd"/>
-      <w:r>
-        <w:rPr>
-          <w:i/>
-          <w:iCs/>
-        </w:rPr>
-        <w:t xml:space="preserve"> else "Plaintiff</w:t>
-      </w:r>
-      <w:proofErr w:type="gramStart"/>
-      <w:r>
-        <w:rPr>
-          <w:i/>
-          <w:iCs/>
-        </w:rPr>
-        <w:t>" }</w:t>
-      </w:r>
-      <w:proofErr w:type="gramEnd"/>
-      <w:r>
-        <w:rPr>
-          <w:i/>
-          <w:iCs/>
-        </w:rPr>
-        <w:t>}</w:t>
+        <w:t>{{ "Plaintiffs" if multiple_plaintiffs else "Plaintiff" }}</w:t>
       </w:r>
     </w:p>
     <w:p>
@@ -575,44 +422,15 @@
         <w:pStyle w:val="normal0"/>
       </w:pPr>
       <w:r>
-        <w:t xml:space="preserve">{%p if </w:t>
-      </w:r>
-      <w:proofErr w:type="spellStart"/>
-      <w:r>
-        <w:t>include_cert_compliance</w:t>
-      </w:r>
-      <w:proofErr w:type="spellEnd"/>
-      <w:r>
-        <w:t xml:space="preserve"> %}</w:t>
+        <w:t>{%p if include_cert_compliance %}</w:t>
       </w:r>
     </w:p>
     <w:p>
       <w:pPr>
         <w:pStyle w:val="normal0"/>
       </w:pPr>
-      <w:proofErr w:type="gramStart"/>
       <w:r>
-        <w:t xml:space="preserve">{{ </w:t>
-      </w:r>
-      <w:proofErr w:type="spellStart"/>
-      <w:r>
-        <w:t>subdoc</w:t>
-      </w:r>
-      <w:proofErr w:type="gramEnd"/>
-      <w:r>
-        <w:t>_cert_</w:t>
-      </w:r>
-      <w:proofErr w:type="gramStart"/>
-      <w:r>
-        <w:t>compliance</w:t>
-      </w:r>
-      <w:proofErr w:type="spellEnd"/>
-      <w:r>
-        <w:t xml:space="preserve"> }</w:t>
-      </w:r>
-      <w:proofErr w:type="gramEnd"/>
-      <w:r>
-        <w:t>}</w:t>
+        <w:t>{{ subdoc_cert_compliance }}</w:t>
       </w:r>
     </w:p>
     <w:p>
@@ -646,19 +464,7 @@
         <w:rPr>
           <w:highlight w:val="yellow"/>
         </w:rPr>
-        <w:t>[</w:t>
-      </w:r>
-      <w:r>
-        <w:rPr>
-          <w:highlight w:val="yellow"/>
-        </w:rPr>
-        <w:t>INSERT DEF COUNSEL SIGNATURE BLOCK</w:t>
-      </w:r>
-      <w:r>
-        <w:rPr>
-          <w:highlight w:val="yellow"/>
-        </w:rPr>
-        <w:t>]</w:t>
+        <w:t>[INSERT DEF COUNSEL SIGNATURE BLOCK]</w:t>
       </w:r>
     </w:p>
     <w:p>
@@ -798,6 +604,9 @@
   </w:footnote>
   <w:footnote w:id="2">
     <w:p>
+      <w:pPr>
+        <w:pStyle w:val="FootnoteText"/>
+      </w:pPr>
       <w:r>
         <w:rPr>
           <w:rStyle w:val="FootnoteReference"/>
@@ -7507,20 +7316,6 @@
 </file>
 
 <file path=customXml/item2.xml><?xml version="1.0" encoding="utf-8"?>
-<b:Sources xmlns:b="http://schemas.openxmlformats.org/officeDocument/2006/bibliography" xmlns="http://schemas.openxmlformats.org/officeDocument/2006/bibliography" SelectedStyle="\APASixthEditionOfficeOnline.xsl" StyleName="APA" Version="6"/>
-</file>
-
-<file path=customXml/item3.xml><?xml version="1.0" encoding="utf-8"?>
-<caseData xmlns="urn:custom-schema">
-  <Plaintiffs>John Doe, Jane Smith</Plaintiffs>
-  <AuthorName>Cooper Alison-Mayne</AuthorName>
-  <Email/>
-  <CaseNumber>12345-A</CaseNumber>
-  <SingPlur>Plaintiff</SingPlur>
-</caseData>
-</file>
-
-<file path=customXml/item4.xml><?xml version="1.0" encoding="utf-8"?>
 <caseData xmlns="urn:custom-schema">
   <Plaintiffs>Dorothey Heimbach</Plaintiffs>
   <AuthorName>Cooper Alison-Mayne</AuthorName>
@@ -7529,9 +7324,23 @@
 </caseData>
 </file>
 
+<file path=customXml/item3.xml><?xml version="1.0" encoding="utf-8"?>
+<caseData xmlns="urn:custom-schema">
+  <Plaintiffs/>
+</caseData>
+</file>
+
+<file path=customXml/item4.xml><?xml version="1.0" encoding="utf-8"?>
+<b:Sources xmlns:b="http://schemas.openxmlformats.org/officeDocument/2006/bibliography" xmlns="http://schemas.openxmlformats.org/officeDocument/2006/bibliography" SelectedStyle="\APASixthEditionOfficeOnline.xsl" StyleName="APA" Version="6"/>
+</file>
+
 <file path=customXml/item5.xml><?xml version="1.0" encoding="utf-8"?>
 <caseData xmlns="urn:custom-schema">
-  <Plaintiffs/>
+  <Plaintiffs>John Doe, Jane Smith</Plaintiffs>
+  <AuthorName>Cooper Alison-Mayne</AuthorName>
+  <Email/>
+  <CaseNumber>12345-A</CaseNumber>
+  <SingPlur>Plaintiff</SingPlur>
 </caseData>
 </file>
 
@@ -7544,6 +7353,22 @@
 </file>
 
 <file path=customXml/itemProps2.xml><?xml version="1.0" encoding="utf-8"?>
+<ds:datastoreItem xmlns:ds="http://schemas.openxmlformats.org/officeDocument/2006/customXml" ds:itemID="{A9C54615-EF12-4B3A-9614-573ABB2997F0}">
+  <ds:schemaRefs>
+    <ds:schemaRef ds:uri="urn:custom-schema"/>
+  </ds:schemaRefs>
+</ds:datastoreItem>
+</file>
+
+<file path=customXml/itemProps3.xml><?xml version="1.0" encoding="utf-8"?>
+<ds:datastoreItem xmlns:ds="http://schemas.openxmlformats.org/officeDocument/2006/customXml" ds:itemID="{061753FD-292F-480D-BDB1-9F83B63E1DD8}">
+  <ds:schemaRefs>
+    <ds:schemaRef ds:uri="urn:custom-schema"/>
+  </ds:schemaRefs>
+</ds:datastoreItem>
+</file>
+
+<file path=customXml/itemProps4.xml><?xml version="1.0" encoding="utf-8"?>
 <ds:datastoreItem xmlns:ds="http://schemas.openxmlformats.org/officeDocument/2006/customXml" ds:itemID="{C036A6A0-214D-4DFD-B68C-05C096AFD24C}">
   <ds:schemaRefs>
     <ds:schemaRef ds:uri="http://schemas.openxmlformats.org/officeDocument/2006/bibliography"/>
@@ -7551,26 +7376,10 @@
 </ds:datastoreItem>
 </file>
 
-<file path=customXml/itemProps3.xml><?xml version="1.0" encoding="utf-8"?>
+<file path=customXml/itemProps5.xml><?xml version="1.0" encoding="utf-8"?>
 <ds:datastoreItem xmlns:ds="http://schemas.openxmlformats.org/officeDocument/2006/customXml" ds:itemID="{741DB435-B643-4E53-9915-012E740CA925}">
   <ds:schemaRefs>
     <ds:schemaRef ds:uri="urn:custom-schema"/>
   </ds:schemaRefs>
 </ds:datastoreItem>
-</file>
-
-<file path=customXml/itemProps4.xml><?xml version="1.0" encoding="utf-8"?>
-<ds:datastoreItem xmlns:ds="http://schemas.openxmlformats.org/officeDocument/2006/customXml" ds:itemID="{A9C54615-EF12-4B3A-9614-573ABB2997F0}">
-  <ds:schemaRefs>
-    <ds:schemaRef ds:uri="urn:custom-schema"/>
-  </ds:schemaRefs>
-</ds:datastoreItem>
-</file>
-
-<file path=customXml/itemProps5.xml><?xml version="1.0" encoding="utf-8"?>
-<ds:datastoreItem xmlns:ds="http://schemas.openxmlformats.org/officeDocument/2006/customXml" ds:itemID="{061753FD-292F-480D-BDB1-9F83B63E1DD8}">
-  <ds:schemaRefs>
-    <ds:schemaRef ds:uri="urn:custom-schema"/>
-  </ds:schemaRefs>
-</ds:datastoreItem>
 </file>